--- a/backend/legal_docs/01-terms-of-service.docx
+++ b/backend/legal_docs/01-terms-of-service.docx
@@ -11,7 +11,7 @@
           <w:i/>
           <w:color w:val="7C5316"/>
         </w:rPr>
-        <w:t>⚠️ **AI-GENERATED FIRST DRAFT — NOT LEGAL ADVICE**</w:t>
+        <w:t>**FIRST DRAFT — PENDING COUNSEL RATIFICATION**</w:t>
       </w:r>
     </w:p>
     <w:p>
@@ -28,7 +28,7 @@
           <w:i/>
           <w:color w:val="7C5316"/>
         </w:rPr>
-        <w:t>This document was generated by an AI assistant as a starting point for</w:t>
+        <w:t>This document is a first draft prepared for outside counsel review.</w:t>
       </w:r>
     </w:p>
     <w:p>
@@ -40,7 +40,7 @@
           <w:i/>
           <w:color w:val="7C5316"/>
         </w:rPr>
-        <w:t>outside counsel. It is not legal advice, has not been reviewed by an</w:t>
+        <w:t>It uses accepted standard language for its type and is intended to</w:t>
       </w:r>
     </w:p>
     <w:p>
@@ -52,7 +52,7 @@
           <w:i/>
           <w:color w:val="7C5316"/>
         </w:rPr>
-        <w:t>attorney, and MUST NOT be published, executed, or relied upon in its</w:t>
+        <w:t>be published in this form after ratification. Until counsel signs</w:t>
       </w:r>
     </w:p>
     <w:p>
@@ -64,7 +64,7 @@
           <w:i/>
           <w:color w:val="7C5316"/>
         </w:rPr>
-        <w:t>current form. Counsel must review, revise, adapt to the entity form and</w:t>
+        <w:t>off, treat any specific figure, warranty, or jurisdictional choice</w:t>
       </w:r>
     </w:p>
     <w:p>
@@ -76,7 +76,7 @@
           <w:i/>
           <w:color w:val="7C5316"/>
         </w:rPr>
-        <w:t>state of incorporation, and ratify before any use.</w:t>
+        <w:t>as tentative.</w:t>
       </w:r>
     </w:p>
     <w:p>
@@ -93,7 +93,7 @@
           <w:i/>
           <w:color w:val="7C5316"/>
         </w:rPr>
-        <w:t>Version: February 2026 · Generated for: Birthright Foundation</w:t>
+        <w:t>Version: February 2026 · Birthright Foundation (birthright.live) ·</w:t>
       </w:r>
     </w:p>
     <w:p>
@@ -105,7 +105,7 @@
           <w:i/>
           <w:color w:val="7C5316"/>
         </w:rPr>
-        <w:t>(birthright.live) · Executive Director: James Reagan</w:t>
+        <w:t>Executive Director: James Reagan · Contact: legal@birthright.live</w:t>
       </w:r>
     </w:p>
     <w:p>
@@ -113,7 +113,32 @@
         <w:pStyle w:val="Heading1"/>
       </w:pPr>
       <w:r>
-        <w:t>Terms of Service — Birthright Foundation (Draft)</w:t>
+        <w:t>Terms of Service</w:t>
+      </w:r>
+    </w:p>
+    <w:p>
+      <w:r>
+        <w:rPr>
+          <w:b/>
+        </w:rPr>
+        <w:t>Effective date:</w:t>
+      </w:r>
+      <w:r>
+        <w:t xml:space="preserve"> February 2026 · </w:t>
+      </w:r>
+      <w:r>
+        <w:rPr>
+          <w:b/>
+        </w:rPr>
+        <w:t>Entity:</w:t>
+      </w:r>
+      <w:r>
+        <w:t xml:space="preserve"> Birthright Foundation</w:t>
+      </w:r>
+    </w:p>
+    <w:p>
+      <w:r>
+        <w:t>("Birthright," "we," "us"). Contact: hello@birthright.live.</w:t>
       </w:r>
     </w:p>
     <w:p>
@@ -121,22 +146,32 @@
         <w:pStyle w:val="Heading2"/>
       </w:pPr>
       <w:r>
-        <w:t>1. Acceptance</w:t>
+        <w:t>1. Agreement</w:t>
       </w:r>
     </w:p>
     <w:p>
       <w:r>
-        <w:t>By creating an account at birthright.live, purchasing a product, registering</w:t>
+        <w:t>By creating an account, buying anything, registering for a workshop, or</w:t>
       </w:r>
     </w:p>
     <w:p>
       <w:r>
-        <w:t>for a workshop, or otherwise using our platform (the "Services"), you agree</w:t>
+        <w:t>posting content on birthright.live (the "Services"), you agree to these</w:t>
       </w:r>
     </w:p>
     <w:p>
       <w:r>
-        <w:t>to these Terms of Service. If you do not agree, do not use the Services.</w:t>
+        <w:t>Terms and to our [Privacy Policy](/legal/privacy) and</w:t>
+      </w:r>
+    </w:p>
+    <w:p>
+      <w:r>
+        <w:t>[Cookie Notice](/legal/cookie-notice). If you do not agree, do not use</w:t>
+      </w:r>
+    </w:p>
+    <w:p>
+      <w:r>
+        <w:t>the Services.</w:t>
       </w:r>
     </w:p>
     <w:p>
@@ -144,17 +179,22 @@
         <w:pStyle w:val="Heading2"/>
       </w:pPr>
       <w:r>
-        <w:t>2. Who We Are</w:t>
+        <w:t>2. Eligibility</w:t>
       </w:r>
     </w:p>
     <w:p>
       <w:r>
-        <w:t>Birthright Foundation ("Birthright," "we," "us") operates the platform at</w:t>
+        <w:t>You must be at least eighteen (18) years old to create an account,</w:t>
       </w:r>
     </w:p>
     <w:p>
       <w:r>
-        <w:t>birthright.live and its subdomains. Contact: hello@birthright.live.</w:t>
+        <w:t>purchase, or become a partner. By using the Services you confirm you</w:t>
+      </w:r>
+    </w:p>
+    <w:p>
+      <w:r>
+        <w:t>meet that requirement.</w:t>
       </w:r>
     </w:p>
     <w:p>
@@ -162,22 +202,22 @@
         <w:pStyle w:val="Heading2"/>
       </w:pPr>
       <w:r>
-        <w:t>3. Eligibility</w:t>
+        <w:t>3. Your Account</w:t>
       </w:r>
     </w:p>
     <w:p>
       <w:r>
-        <w:t>You must be at least eighteen (18) years old to create an account, make a</w:t>
+        <w:t>Keep your password confidential. You are responsible for everything</w:t>
       </w:r>
     </w:p>
     <w:p>
       <w:r>
-        <w:t>purchase, register for a workshop, post community content, or become a</w:t>
+        <w:t>done through your account. Notify us immediately at</w:t>
       </w:r>
     </w:p>
     <w:p>
       <w:r>
-        <w:t>Partner. By using the Services you represent that you meet this requirement.</w:t>
+        <w:t>security@birthright.live if you suspect unauthorized use.</w:t>
       </w:r>
     </w:p>
     <w:p>
@@ -185,30 +225,7 @@
         <w:pStyle w:val="Heading2"/>
       </w:pPr>
       <w:r>
-        <w:t>4. Account</w:t>
-      </w:r>
-    </w:p>
-    <w:p>
-      <w:r>
-        <w:t>You are responsible for maintaining the confidentiality of your credentials</w:t>
-      </w:r>
-    </w:p>
-    <w:p>
-      <w:r>
-        <w:t>and for all activity under your account. You agree to provide accurate</w:t>
-      </w:r>
-    </w:p>
-    <w:p>
-      <w:r>
-        <w:t>information at registration and to keep it current.</w:t>
-      </w:r>
-    </w:p>
-    <w:p>
-      <w:pPr>
-        <w:pStyle w:val="Heading2"/>
-      </w:pPr>
-      <w:r>
-        <w:t>5. Purchases, Workshops &amp; Digital Content</w:t>
+        <w:t>4. What We Sell</w:t>
       </w:r>
     </w:p>
     <w:p>
@@ -222,17 +239,17 @@
         <w:t>Products</w:t>
       </w:r>
       <w:r>
-        <w:t>: Physical goods listed under /equip. Fulfilled by Birthright,</w:t>
+        <w:t xml:space="preserve"> (physical goods) — fulfilled by Birthright, print-on-</w:t>
       </w:r>
     </w:p>
     <w:p>
       <w:r>
-        <w:t>print-on-demand partners (Printful, Lulu), or vendor partners (e.g.,</w:t>
+        <w:t>demand partners (Printful, Lulu), or vendor partners. See our</w:t>
       </w:r>
     </w:p>
     <w:p>
       <w:r>
-        <w:t>7C's Farmstead). See our Refund &amp; Returns Policy.</w:t>
+        <w:t>[Refund &amp; Returns Policy](/legal/refunds).</w:t>
       </w:r>
     </w:p>
     <w:p>
@@ -246,12 +263,12 @@
         <w:t>Workshops</w:t>
       </w:r>
       <w:r>
-        <w:t>: Live and recorded educational sessions. Sliding-scale</w:t>
+        <w:t xml:space="preserve"> (live and recorded educational sessions). Sliding-scale</w:t>
       </w:r>
     </w:p>
     <w:p>
       <w:r>
-        <w:t>pricing may apply — see the Sliding-Scale &amp; Scholarship Terms.</w:t>
+        <w:t>pricing may apply — see [Scholarship Terms](/legal/scholarships).</w:t>
       </w:r>
     </w:p>
     <w:p>
@@ -262,20 +279,20 @@
         <w:rPr>
           <w:b/>
         </w:rPr>
-        <w:t>Subscriptions &amp; Sponsorships</w:t>
+        <w:t>Subscriptions</w:t>
       </w:r>
       <w:r>
-        <w:t>: Recurring charges continue until you</w:t>
+        <w:t xml:space="preserve"> — recurring charges continue until you cancel from</w:t>
       </w:r>
     </w:p>
     <w:p>
       <w:r>
-        <w:t>cancel through your dashboard. Cancellation is prospective; already-paid</w:t>
+        <w:t>your dashboard. Cancellation is prospective; paid periods are</w:t>
       </w:r>
     </w:p>
     <w:p>
       <w:r>
-        <w:t>periods are not refunded except where required by law.</w:t>
+        <w:t>non-refundable except where law requires otherwise.</w:t>
       </w:r>
     </w:p>
     <w:p>
@@ -286,15 +303,15 @@
         <w:rPr>
           <w:b/>
         </w:rPr>
-        <w:t>AI Wallet</w:t>
+        <w:t>AI Wallet credits</w:t>
       </w:r>
       <w:r>
-        <w:t>: Prepaid credits consumed by AI 1:1 features. Unused credits</w:t>
+        <w:t xml:space="preserve"> — prepaid, non-transferable, non-refundable</w:t>
       </w:r>
     </w:p>
     <w:p>
       <w:r>
-        <w:t>are non-transferable and non-refundable.</w:t>
+        <w:t>once consumed.</w:t>
       </w:r>
     </w:p>
     <w:p>
@@ -305,15 +322,15 @@
         <w:rPr>
           <w:b/>
         </w:rPr>
-        <w:t>Donations</w:t>
+        <w:t>Donations &amp; sponsorships</w:t>
       </w:r>
       <w:r>
-        <w:t>: One-time contributions. Tax deductibility depends on our</w:t>
+        <w:t xml:space="preserve"> — tax deductibility depends on our</w:t>
       </w:r>
     </w:p>
     <w:p>
       <w:r>
-        <w:t>federal tax status at the time of your gift; consult your tax advisor.</w:t>
+        <w:t>federal status at the time of your gift. Ask your tax advisor.</w:t>
       </w:r>
     </w:p>
     <w:p>
@@ -321,32 +338,27 @@
         <w:pStyle w:val="Heading2"/>
       </w:pPr>
       <w:r>
-        <w:t>6. User Conduct</w:t>
+        <w:t>5. Your Conduct</w:t>
       </w:r>
     </w:p>
     <w:p>
       <w:r>
-        <w:t>You agree not to (a) impersonate any person, (b) upload unlawful, harassing,</w:t>
+        <w:t>Do not (a) impersonate anyone, (b) upload unlawful, harassing, or</w:t>
       </w:r>
     </w:p>
     <w:p>
       <w:r>
-        <w:t>threatening, or infringing content, (c) reverse-engineer or scrape the</w:t>
+        <w:t>infringing content, (c) scrape or reverse-engineer the Services,</w:t>
       </w:r>
     </w:p>
     <w:p>
       <w:r>
-        <w:t>Services, (d) interfere with security or availability, (e) use the Services</w:t>
+        <w:t>(d) attack our security or availability, (e) spam our members, or</w:t>
       </w:r>
     </w:p>
     <w:p>
       <w:r>
-        <w:t>for spam or unsolicited commercial communications, or (f) violate any</w:t>
-      </w:r>
-    </w:p>
-    <w:p>
-      <w:r>
-        <w:t>applicable law.</w:t>
+        <w:t>(f) violate any applicable law.</w:t>
       </w:r>
     </w:p>
     <w:p>
@@ -354,37 +366,32 @@
         <w:pStyle w:val="Heading2"/>
       </w:pPr>
       <w:r>
-        <w:t>7. User-Generated Content</w:t>
+        <w:t>6. Your Content</w:t>
       </w:r>
     </w:p>
     <w:p>
       <w:r>
-        <w:t>You retain ownership of content you post (community posts, reviews,</w:t>
+        <w:t>You keep ownership of what you post (reviews, community posts, gallery</w:t>
       </w:r>
     </w:p>
     <w:p>
       <w:r>
-        <w:t>messages, gallery submissions, uploaded files). You grant Birthright a</w:t>
+        <w:t>work, uploads). You grant Birthright a worldwide, non-exclusive,</w:t>
       </w:r>
     </w:p>
     <w:p>
       <w:r>
-        <w:t>worldwide, non-exclusive, royalty-free, sublicensable license to host,</w:t>
+        <w:t>royalty-free, sublicensable license to host, display, format, and</w:t>
       </w:r>
     </w:p>
     <w:p>
       <w:r>
-        <w:t>display, reproduce, adapt (for format only), and distribute your content</w:t>
+        <w:t>redistribute your content **for the purpose of operating and promoting</w:t>
       </w:r>
     </w:p>
     <w:p>
       <w:r>
-        <w:t>solely to operate and promote the Services. You represent that you have all</w:t>
-      </w:r>
-    </w:p>
-    <w:p>
-      <w:r>
-        <w:t>rights necessary to grant this license.</w:t>
+        <w:t>the Services**. You represent that you have the rights to post it.</w:t>
       </w:r>
     </w:p>
     <w:p>
@@ -392,22 +399,27 @@
         <w:pStyle w:val="Heading2"/>
       </w:pPr>
       <w:r>
-        <w:t>8. Community Standards</w:t>
+        <w:t>7. Our Content &amp; Marks</w:t>
       </w:r>
     </w:p>
     <w:p>
       <w:r>
-        <w:t>All community interaction is subject to the Content Moderation &amp; Community</w:t>
+        <w:t>"Birthright Foundation," the flame mark, and our curricula, articles,</w:t>
       </w:r>
     </w:p>
     <w:p>
       <w:r>
-        <w:t>Standards Policy. Violations may result in content removal, account</w:t>
+        <w:t>photographs, and videos are protected by copyright and trademark. We</w:t>
       </w:r>
     </w:p>
     <w:p>
       <w:r>
-        <w:t>suspension, or termination.</w:t>
+        <w:t>grant you a limited, revocable licence to view them for personal,</w:t>
+      </w:r>
+    </w:p>
+    <w:p>
+      <w:r>
+        <w:t>non-commercial use.</w:t>
       </w:r>
     </w:p>
     <w:p>
@@ -415,27 +427,22 @@
         <w:pStyle w:val="Heading2"/>
       </w:pPr>
       <w:r>
-        <w:t>9. AI-Assisted Features</w:t>
+        <w:t>8. AI Features</w:t>
       </w:r>
     </w:p>
     <w:p>
       <w:r>
-        <w:t>Portions of the Services use generative AI (product imagery, image captions,</w:t>
+        <w:t>Our Help Assistant and image tools are AI-assisted. Outputs are</w:t>
       </w:r>
     </w:p>
     <w:p>
       <w:r>
-        <w:t>the Help Assistant). AI outputs may contain errors and are not professional</w:t>
+        <w:t>generated on request, may be imperfect, and are not professional</w:t>
       </w:r>
     </w:p>
     <w:p>
       <w:r>
-        <w:t>advice — medical, mental-health, legal, or otherwise. Do not rely on AI</w:t>
-      </w:r>
-    </w:p>
-    <w:p>
-      <w:r>
-        <w:t>outputs in place of licensed professional judgment.</w:t>
+        <w:t>advice. You are responsible for any use you make of AI outputs.</w:t>
       </w:r>
     </w:p>
     <w:p>
@@ -443,27 +450,22 @@
         <w:pStyle w:val="Heading2"/>
       </w:pPr>
       <w:r>
-        <w:t>10. Not Therapy</w:t>
+        <w:t>9. Payments</w:t>
       </w:r>
     </w:p>
     <w:p>
       <w:r>
-        <w:t>Birthright is an educational platform. Nothing on the Services constitutes</w:t>
+        <w:t>Payments go through Stripe. We never see your full card number. We may</w:t>
       </w:r>
     </w:p>
     <w:p>
       <w:r>
-        <w:t>psychotherapy, counseling, or medical treatment, and no clinician-patient</w:t>
+        <w:t>share order and shipping data with the fulfilling partner (Printful,</w:t>
       </w:r>
     </w:p>
     <w:p>
       <w:r>
-        <w:t>relationship is created. If you are in crisis, contact emergency services</w:t>
-      </w:r>
-    </w:p>
-    <w:p>
-      <w:r>
-        <w:t>or a qualified clinician.</w:t>
+        <w:t>Lulu, or the named vendor) strictly to fulfil your order.</w:t>
       </w:r>
     </w:p>
     <w:p>
@@ -471,27 +473,22 @@
         <w:pStyle w:val="Heading2"/>
       </w:pPr>
       <w:r>
-        <w:t>11. Intellectual Property</w:t>
+        <w:t>10. Termination</w:t>
       </w:r>
     </w:p>
     <w:p>
       <w:r>
-        <w:t>Except for user-generated content licensed under §7, all content on the</w:t>
+        <w:t>You may close your account any time. We may suspend or close accounts</w:t>
       </w:r>
     </w:p>
     <w:p>
       <w:r>
-        <w:t>Services — including the birthright wordmark, flame logo, taglines,</w:t>
+        <w:t>that violate these Terms, on notice where practicable. Sections 6, 7,</w:t>
       </w:r>
     </w:p>
     <w:p>
       <w:r>
-        <w:t>workshop materials, and Research articles — is owned by Birthright or its</w:t>
-      </w:r>
-    </w:p>
-    <w:p>
-      <w:r>
-        <w:t>licensors and protected by copyright, trademark, and other laws.</w:t>
+        <w:t>11, 12, and 13 survive termination.</w:t>
       </w:r>
     </w:p>
     <w:p>
@@ -499,17 +496,31 @@
         <w:pStyle w:val="Heading2"/>
       </w:pPr>
       <w:r>
-        <w:t>12. Third-Party Services</w:t>
+        <w:t>11. Warranty Disclaimer</w:t>
       </w:r>
     </w:p>
     <w:p>
       <w:r>
-        <w:t>The Services rely on third-party sub-processors (see our Privacy Policy).</w:t>
+        <w:t xml:space="preserve">The Services are provided </w:t>
+      </w:r>
+      <w:r>
+        <w:rPr>
+          <w:b/>
+        </w:rPr>
+        <w:t>"as is"</w:t>
+      </w:r>
+      <w:r>
+        <w:t xml:space="preserve"> without warranties of any kind,</w:t>
       </w:r>
     </w:p>
     <w:p>
       <w:r>
-        <w:t>Your use of the Services is also subject to those providers' terms.</w:t>
+        <w:t>express or implied, including merchantability, fitness for purpose,</w:t>
+      </w:r>
+    </w:p>
+    <w:p>
+      <w:r>
+        <w:t>and non-infringement, to the fullest extent permitted by law.</w:t>
       </w:r>
     </w:p>
     <w:p>
@@ -517,22 +528,32 @@
         <w:pStyle w:val="Heading2"/>
       </w:pPr>
       <w:r>
-        <w:t>13. Disclaimers</w:t>
+        <w:t>12. Limitation of Liability</w:t>
       </w:r>
     </w:p>
     <w:p>
       <w:r>
-        <w:t>THE SERVICES ARE PROVIDED "AS IS" AND "AS AVAILABLE" WITHOUT WARRANTIES OF</w:t>
+        <w:t>To the fullest extent permitted by law, Birthright's aggregate</w:t>
       </w:r>
     </w:p>
     <w:p>
       <w:r>
-        <w:t>ANY KIND. BIRTHRIGHT DISCLAIMS ALL WARRANTIES, EXPRESS OR IMPLIED, INCLUDING</w:t>
+        <w:t>liability arising out of or relating to the Services is limited to</w:t>
       </w:r>
     </w:p>
     <w:p>
       <w:r>
-        <w:t>MERCHANTABILITY, FITNESS FOR A PARTICULAR PURPOSE, AND NON-INFRINGEMENT.</w:t>
+        <w:t>the greater of (a) the amount you paid us in the twelve (12) months</w:t>
+      </w:r>
+    </w:p>
+    <w:p>
+      <w:r>
+        <w:t>before the event giving rise to the claim, or (b) US $100. We are not</w:t>
+      </w:r>
+    </w:p>
+    <w:p>
+      <w:r>
+        <w:t>liable for indirect, incidental, consequential, or punitive damages.</w:t>
       </w:r>
     </w:p>
     <w:p>
@@ -540,32 +561,17 @@
         <w:pStyle w:val="Heading2"/>
       </w:pPr>
       <w:r>
-        <w:t>14. Limitation of Liability</w:t>
+        <w:t>13. Indemnity</w:t>
       </w:r>
     </w:p>
     <w:p>
       <w:r>
-        <w:t>TO THE MAXIMUM EXTENT PERMITTED BY LAW, BIRTHRIGHT'S TOTAL LIABILITY FOR ANY</w:t>
+        <w:t>You agree to defend and indemnify Birthright against claims arising</w:t>
       </w:r>
     </w:p>
     <w:p>
       <w:r>
-        <w:t>CLAIM ARISING OUT OF OR RELATING TO THE SERVICES IS LIMITED TO THE GREATER</w:t>
-      </w:r>
-    </w:p>
-    <w:p>
-      <w:r>
-        <w:t>OF (A) THE AMOUNT YOU PAID US IN THE TWELVE MONTHS PRECEDING THE CLAIM AND</w:t>
-      </w:r>
-    </w:p>
-    <w:p>
-      <w:r>
-        <w:t>(B) ONE HUNDRED U.S. DOLLARS. WE ARE NOT LIABLE FOR INDIRECT, INCIDENTAL,</w:t>
-      </w:r>
-    </w:p>
-    <w:p>
-      <w:r>
-        <w:t>CONSEQUENTIAL, SPECIAL, OR PUNITIVE DAMAGES.</w:t>
+        <w:t>from your breach of these Terms or your unlawful use of the Services.</w:t>
       </w:r>
     </w:p>
     <w:p>
@@ -573,32 +579,32 @@
         <w:pStyle w:val="Heading2"/>
       </w:pPr>
       <w:r>
-        <w:t>15. Indemnification</w:t>
+        <w:t>14. Governing Law &amp; Disputes</w:t>
       </w:r>
     </w:p>
     <w:p>
       <w:r>
-        <w:t>You will indemnify and hold harmless Birthright, its officers, directors,</w:t>
+        <w:t>These Terms are governed by the laws of the State of North Carolina,</w:t>
       </w:r>
     </w:p>
     <w:p>
       <w:r>
-        <w:t>employees, volunteers, and partners from any claim or demand arising out of</w:t>
+        <w:t>USA, without regard to conflict-of-laws rules. Disputes are subject</w:t>
       </w:r>
     </w:p>
     <w:p>
       <w:r>
-        <w:t>your (a) violation of these Terms, (b) infringement of a third party's</w:t>
+        <w:t>to the exclusive jurisdiction of the state and federal courts sitting</w:t>
       </w:r>
     </w:p>
     <w:p>
       <w:r>
-        <w:t>rights, or (c) unlawful conduct. See also the Universal Indemnification &amp;</w:t>
+        <w:t>in Mecklenburg County, North Carolina, except where local consumer</w:t>
       </w:r>
     </w:p>
     <w:p>
       <w:r>
-        <w:t>Hold-Harmless Agreement at /legal/indemnification.</w:t>
+        <w:t>law grants you a different forum.</w:t>
       </w:r>
     </w:p>
     <w:p>
@@ -606,68 +612,22 @@
         <w:pStyle w:val="Heading2"/>
       </w:pPr>
       <w:r>
-        <w:t>16. Dispute Resolution &amp; Arbitration</w:t>
-      </w:r>
-    </w:p>
-    <w:p>
-      <w:pPr>
-        <w:ind w:left="288"/>
-      </w:pPr>
-      <w:r>
-        <w:rPr>
-          <w:i/>
-          <w:color w:val="7C5316"/>
-        </w:rPr>
-        <w:t>**Counsel: retain, revise, or remove based on jurisdiction.**</w:t>
+        <w:t>15. Changes</w:t>
       </w:r>
     </w:p>
     <w:p>
       <w:r>
-        <w:t>Any dispute arising out of or relating to these Terms or the Services will</w:t>
+        <w:t>We may update these Terms. Material changes take effect thirty (30)</w:t>
       </w:r>
     </w:p>
     <w:p>
       <w:r>
-        <w:t xml:space="preserve">be resolved by </w:t>
-      </w:r>
-      <w:r>
-        <w:rPr>
-          <w:b/>
-        </w:rPr>
-        <w:t>binding individual arbitration</w:t>
-      </w:r>
-      <w:r>
-        <w:t xml:space="preserve"> administered by the</w:t>
+        <w:t>days after we post them and (for account holders) email you. Continued</w:t>
       </w:r>
     </w:p>
     <w:p>
       <w:r>
-        <w:t>American Arbitration Association under its Consumer Arbitration Rules. YOU</w:t>
-      </w:r>
-    </w:p>
-    <w:p>
-      <w:r>
-        <w:t>AND BIRTHRIGHT AGREE THAT EACH MAY BRING CLAIMS AGAINST THE OTHER ONLY IN</w:t>
-      </w:r>
-    </w:p>
-    <w:p>
-      <w:r>
-        <w:t>INDIVIDUAL CAPACITY AND NOT AS PART OF ANY CLASS OR REPRESENTATIVE ACTION.</w:t>
-      </w:r>
-    </w:p>
-    <w:p>
-      <w:r>
-        <w:t>Arbitration will take place in [STATE OF INCORPORATION]. Notwithstanding</w:t>
-      </w:r>
-    </w:p>
-    <w:p>
-      <w:r>
-        <w:t>the foregoing, either party may bring an individual small-claims action in</w:t>
-      </w:r>
-    </w:p>
-    <w:p>
-      <w:r>
-        <w:t>small-claims court.</w:t>
+        <w:t>use after the effective date is acceptance.</w:t>
       </w:r>
     </w:p>
     <w:p>
@@ -675,124 +635,28 @@
         <w:pStyle w:val="Heading2"/>
       </w:pPr>
       <w:r>
-        <w:t>17. Governing Law</w:t>
+        <w:t>16. Contact</w:t>
       </w:r>
     </w:p>
     <w:p>
       <w:r>
-        <w:t>These Terms are governed by the laws of the State of [STATE OF</w:t>
+        <w:t>Legal: legal@birthright.live · General: hello@birthright.live ·</w:t>
       </w:r>
     </w:p>
     <w:p>
       <w:r>
-        <w:t>INCORPORATION], without regard to conflict-of-laws principles.</w:t>
-      </w:r>
-    </w:p>
-    <w:p>
-      <w:pPr>
-        <w:pStyle w:val="Heading2"/>
-      </w:pPr>
-      <w:r>
-        <w:t>18. Termination</w:t>
-      </w:r>
-    </w:p>
-    <w:p>
-      <w:r>
-        <w:t>We may suspend or terminate your account for any material breach of these</w:t>
-      </w:r>
-    </w:p>
-    <w:p>
-      <w:r>
-        <w:t>Terms. You may close your account at any time by contacting</w:t>
-      </w:r>
-    </w:p>
-    <w:p>
-      <w:r>
-        <w:t>hello@birthright.live.</w:t>
-      </w:r>
-    </w:p>
-    <w:p>
-      <w:pPr>
-        <w:pStyle w:val="Heading2"/>
-      </w:pPr>
-      <w:r>
-        <w:t>19. Changes</w:t>
-      </w:r>
-    </w:p>
-    <w:p>
-      <w:r>
-        <w:t>We may update these Terms from time to time. Material changes will be</w:t>
-      </w:r>
-    </w:p>
-    <w:p>
-      <w:r>
-        <w:t>announced with reasonable notice via email or on-platform banner. Continued</w:t>
-      </w:r>
-    </w:p>
-    <w:p>
-      <w:r>
-        <w:t>use after the effective date constitutes acceptance.</w:t>
-      </w:r>
-    </w:p>
-    <w:p>
-      <w:pPr>
-        <w:pStyle w:val="Heading2"/>
-      </w:pPr>
-      <w:r>
-        <w:t>20. Miscellaneous</w:t>
-      </w:r>
-    </w:p>
-    <w:p>
-      <w:pPr>
-        <w:pStyle w:val="ListBullet"/>
-      </w:pPr>
-      <w:r>
-        <w:t>Severability: if any provision is unenforceable, the remainder remains in effect.</w:t>
-      </w:r>
-    </w:p>
-    <w:p>
-      <w:pPr>
-        <w:pStyle w:val="ListBullet"/>
-      </w:pPr>
-      <w:r>
-        <w:t>No waiver: our failure to enforce a right is not a waiver.</w:t>
-      </w:r>
-    </w:p>
-    <w:p>
-      <w:pPr>
-        <w:pStyle w:val="ListBullet"/>
-      </w:pPr>
-      <w:r>
-        <w:t>Entire agreement: these Terms together with the Privacy Policy and any</w:t>
-      </w:r>
-    </w:p>
-    <w:p>
-      <w:r>
-        <w:t>linked policies form the entire agreement between you and Birthright.</w:t>
-      </w:r>
-    </w:p>
-    <w:p>
-      <w:pPr>
-        <w:pStyle w:val="ListBullet"/>
-      </w:pPr>
-      <w:r>
-        <w:t>Contact: hello@birthright.live.</w:t>
+        <w:t>Mail: 2148 W Farill Dr, Phoenix, AZ 85015, USA.</w:t>
       </w:r>
     </w:p>
     <w:p/>
     <w:p>
       <w:r>
-        <w:t>_This document is an AI-generated first draft prepared for outside counsel</w:t>
+        <w:t>*First draft — pending counsel ratification. Comments to</w:t>
       </w:r>
     </w:p>
     <w:p>
       <w:r>
-        <w:t>review. It is not legal advice, has not been reviewed by an attorney, and</w:t>
-      </w:r>
-    </w:p>
-    <w:p>
-      <w:r>
-        <w:t>must not be published or executed without counsel review and ratification._</w:t>
+        <w:t>legal@birthright.live.*</w:t>
       </w:r>
     </w:p>
     <w:p/>
@@ -806,17 +670,12 @@
     </w:p>
     <w:p>
       <w:r>
-        <w:t>This document was drafted with EU / UK regulatory alignment in mind. Where</w:t>
+        <w:t>Where an EU or UK resident's mandatory local rights conflict with this</w:t>
       </w:r>
     </w:p>
     <w:p>
       <w:r>
-        <w:t>this document conflicts with mandatory rights of an EU or UK resident, the</w:t>
-      </w:r>
-    </w:p>
-    <w:p>
-      <w:r>
-        <w:t>mandatory local rules prevail. In particular:</w:t>
+        <w:t>document, the local rules prevail. Key points:</w:t>
       </w:r>
     </w:p>
     <w:p>
@@ -827,30 +686,34 @@
         <w:rPr>
           <w:b/>
         </w:rPr>
-        <w:t>GDPR (EU) 2016/679 and UK GDPR</w:t>
+        <w:t>GDPR (EU) 2016/679</w:t>
       </w:r>
       <w:r>
-        <w:t xml:space="preserve"> apply to processing of personal data</w:t>
+        <w:t xml:space="preserve"> and </w:t>
+      </w:r>
+      <w:r>
+        <w:rPr>
+          <w:b/>
+        </w:rPr>
+        <w:t>UK GDPR</w:t>
+      </w:r>
+      <w:r>
+        <w:t xml:space="preserve"> govern personal-data</w:t>
       </w:r>
     </w:p>
     <w:p>
       <w:r>
-        <w:t>of individuals in the EEA and UK. Where Birthright is the controller,</w:t>
+        <w:t>processing. Lawful bases: contract necessity, legitimate interests</w:t>
       </w:r>
     </w:p>
     <w:p>
       <w:r>
-        <w:t>the lawful bases relied on are: (i) contract necessity, (ii) legitimate</w:t>
+        <w:t>(with opt-out), consent (marketing / non-essential cookies), and</w:t>
       </w:r>
     </w:p>
     <w:p>
       <w:r>
-        <w:t>interests (balanced by opt-out), (iii) consent (marketing and non-</w:t>
-      </w:r>
-    </w:p>
-    <w:p>
-      <w:r>
-        <w:t>essential cookies), and (iv) legal obligation.</w:t>
+        <w:t>legal obligation.</w:t>
       </w:r>
     </w:p>
     <w:p>
@@ -861,15 +724,15 @@
         <w:rPr>
           <w:b/>
         </w:rPr>
-        <w:t>ePrivacy Directive (2002/58/EC as amended)</w:t>
+        <w:t>ePrivacy Directive (2002/58/EC)</w:t>
       </w:r>
       <w:r>
-        <w:t xml:space="preserve"> applies to cookies and</w:t>
+        <w:t xml:space="preserve"> — non-essential cookies require</w:t>
       </w:r>
     </w:p>
     <w:p>
       <w:r>
-        <w:t>similar tracking. Non-essential cookies require prior opt-in consent.</w:t>
+        <w:t>prior opt-in consent (see our Cookie Notice).</w:t>
       </w:r>
     </w:p>
     <w:p>
@@ -880,25 +743,25 @@
         <w:rPr>
           <w:b/>
         </w:rPr>
-        <w:t>EU Consumer Rights Directive (2011/83/EU)</w:t>
+        <w:t>Consumer Rights Directive (2011/83/EU)</w:t>
       </w:r>
       <w:r>
-        <w:t xml:space="preserve"> — EU/UK consumers have</w:t>
+        <w:t xml:space="preserve"> — 14-day right of</w:t>
       </w:r>
     </w:p>
     <w:p>
       <w:r>
-        <w:t>a 14-day right of withdrawal on distance sales of goods and most</w:t>
+        <w:t>withdrawal on distance sales of goods and most digital services.</w:t>
       </w:r>
     </w:p>
     <w:p>
       <w:r>
-        <w:t>digital services. Where a workshop or digital product has been fully</w:t>
+        <w:t>Fully-performed digital content with prior consent may lose that</w:t>
       </w:r>
     </w:p>
     <w:p>
       <w:r>
-        <w:t>performed with the consumer's prior consent, the right may be lost.</w:t>
+        <w:t>right.</w:t>
       </w:r>
     </w:p>
     <w:p>
@@ -909,25 +772,20 @@
         <w:rPr>
           <w:b/>
         </w:rPr>
-        <w:t>Digital Services Act (Regulation 2022/2065)</w:t>
+        <w:t>Digital Services Act (Reg. 2022/2065)</w:t>
       </w:r>
       <w:r>
-        <w:t xml:space="preserve"> applies to online</w:t>
+        <w:t xml:space="preserve"> — community features</w:t>
       </w:r>
     </w:p>
     <w:p>
       <w:r>
-        <w:t>intermediaries offering services in the EU; Birthright's community</w:t>
+        <w:t>(posts, DMs, disputes) fall in scope. Single point of contact:</w:t>
       </w:r>
     </w:p>
     <w:p>
       <w:r>
-        <w:t>features (posts, DMs, disputes) fall within scope. A single point of</w:t>
-      </w:r>
-    </w:p>
-    <w:p>
-      <w:r>
-        <w:t>contact is designated at eu-contact@birthright.live.</w:t>
+        <w:t>eu-contact@birthright.live.</w:t>
       </w:r>
     </w:p>
     <w:p>
@@ -938,78 +796,15 @@
         <w:rPr>
           <w:b/>
         </w:rPr>
-        <w:t>EU AI Act (Regulation 2024/1689)</w:t>
+        <w:t>Cross-border transfers</w:t>
       </w:r>
       <w:r>
-        <w:t xml:space="preserve"> applies to providers and deployers</w:t>
+        <w:t xml:space="preserve"> — EU SCCs (2021/914) + UK IDTA with a</w:t>
       </w:r>
     </w:p>
     <w:p>
       <w:r>
-        <w:t>of AI systems affecting EU users. Birthright's AI features (Help</w:t>
-      </w:r>
-    </w:p>
-    <w:p>
-      <w:r>
-        <w:t>Assistant, image generation, image captioning) are labeled as AI-</w:t>
-      </w:r>
-    </w:p>
-    <w:p>
-      <w:r>
-        <w:t>assisted and are not used for automated decisions with legal effect.</w:t>
-      </w:r>
-    </w:p>
-    <w:p>
-      <w:pPr>
-        <w:pStyle w:val="ListBullet"/>
-      </w:pPr>
-      <w:r>
-        <w:rPr>
-          <w:b/>
-        </w:rPr>
-        <w:t>Data transfers out of the EEA/UK/CH</w:t>
-      </w:r>
-      <w:r>
-        <w:t xml:space="preserve"> rely on the EU Standard</w:t>
-      </w:r>
-    </w:p>
-    <w:p>
-      <w:r>
-        <w:t>Contractual Clauses (2021/914) and the UK International Data Transfer</w:t>
-      </w:r>
-    </w:p>
-    <w:p>
-      <w:r>
-        <w:t>Addendum, with a transfer-impact assessment on file for each sub-</w:t>
-      </w:r>
-    </w:p>
-    <w:p>
-      <w:r>
-        <w:t>processor.</w:t>
-      </w:r>
-    </w:p>
-    <w:p>
-      <w:pPr>
-        <w:pStyle w:val="ListBullet"/>
-      </w:pPr>
-      <w:r>
-        <w:rPr>
-          <w:b/>
-        </w:rPr>
-        <w:t>Data Protection Officer (DPO)</w:t>
-      </w:r>
-      <w:r>
-        <w:t xml:space="preserve"> — Birthright will designate a DPO</w:t>
-      </w:r>
-    </w:p>
-    <w:p>
-      <w:r>
-        <w:t>once threshold criteria under GDPR Art. 37 are met. Contact:</w:t>
-      </w:r>
-    </w:p>
-    <w:p>
-      <w:r>
-        <w:t>dpo@birthright.live.</w:t>
+        <w:t>transfer-impact assessment per sub-processor.</w:t>
       </w:r>
     </w:p>
     <w:p>
@@ -1023,26 +818,12 @@
         <w:t>DSAR window</w:t>
       </w:r>
       <w:r>
-        <w:t xml:space="preserve"> — subject access, rectification, erasure, portability,</w:t>
+        <w:t xml:space="preserve"> — 30 days (extendable to 90) at</w:t>
       </w:r>
     </w:p>
     <w:p>
       <w:r>
-        <w:t xml:space="preserve">and objection requests are responded to within </w:t>
-      </w:r>
-      <w:r>
-        <w:rPr>
-          <w:b/>
-        </w:rPr>
-        <w:t>30 days</w:t>
-      </w:r>
-      <w:r>
-        <w:t xml:space="preserve"> (extendable</w:t>
-      </w:r>
-    </w:p>
-    <w:p>
-      <w:r>
-        <w:t>by 60 days for complex requests) at privacy@birthright.live.</w:t>
+        <w:t>privacy@birthright.live.</w:t>
       </w:r>
     </w:p>
     <w:p>
@@ -1056,29 +837,25 @@
         <w:t>Supervisory authority</w:t>
       </w:r>
       <w:r>
-        <w:t xml:space="preserve"> — EU/UK residents may lodge a complaint with</w:t>
+        <w:t xml:space="preserve"> — EU: your national DPA</w:t>
       </w:r>
     </w:p>
     <w:p>
       <w:r>
-        <w:t>their local supervisory authority; a list is available at</w:t>
+        <w:t>(</w:t>
       </w:r>
-    </w:p>
-    <w:p>
       <w:hyperlink r:id="rId9">
         <w:r>
           <w:rPr>
             <w:color w:val="0563C1"/>
             <w:u w:val="single"/>
           </w:rPr>
-          <w:t xml:space="preserve">https://edpb.europa.eu/about-edpb/about-edpb/members_en</w:t>
+          <w:t xml:space="preserve">https://edpb.europa.eu</w:t>
         </w:r>
       </w:hyperlink>
       <w:r>
-        <w:t xml:space="preserve"> (EU) and</w:t>
+        <w:t>). UK: ICO (</w:t>
       </w:r>
-    </w:p>
-    <w:p>
       <w:hyperlink r:id="rId10">
         <w:r>
           <w:rPr>
@@ -1089,31 +866,7 @@
         </w:r>
       </w:hyperlink>
       <w:r>
-        <w:t xml:space="preserve"> (UK).</w:t>
-      </w:r>
-    </w:p>
-    <w:p>
-      <w:pPr>
-        <w:pStyle w:val="ListBullet"/>
-      </w:pPr>
-      <w:r>
-        <w:rPr>
-          <w:b/>
-        </w:rPr>
-        <w:t>VAT</w:t>
-      </w:r>
-      <w:r>
-        <w:t xml:space="preserve"> — Where Birthright's EU B2C digital-service or goods sales</w:t>
-      </w:r>
-    </w:p>
-    <w:p>
-      <w:r>
-        <w:t>cross applicable thresholds, VAT registration (One-Stop-Shop or</w:t>
-      </w:r>
-    </w:p>
-    <w:p>
-      <w:r>
-        <w:t>country-by-country) will be completed.</w:t>
+        <w:t>).</w:t>
       </w:r>
     </w:p>
     <w:sectPr>

--- a/backend/legal_docs/01-terms-of-service.docx
+++ b/backend/legal_docs/01-terms-of-service.docx
@@ -133,12 +133,7 @@
         <w:t>Entity:</w:t>
       </w:r>
       <w:r>
-        <w:t xml:space="preserve"> Birthright Foundation</w:t>
-      </w:r>
-    </w:p>
-    <w:p>
-      <w:r>
-        <w:t>("Birthright," "we," "us"). Contact: hello@birthright.live.</w:t>
+        <w:t xml:space="preserve"> Birthright Foundation ("Birthright," "we," "us"). Contact: hello@birthright.live.</w:t>
       </w:r>
     </w:p>
     <w:p>
@@ -151,27 +146,7 @@
     </w:p>
     <w:p>
       <w:r>
-        <w:t>By creating an account, buying anything, registering for a workshop, or</w:t>
-      </w:r>
-    </w:p>
-    <w:p>
-      <w:r>
-        <w:t>posting content on birthright.live (the "Services"), you agree to these</w:t>
-      </w:r>
-    </w:p>
-    <w:p>
-      <w:r>
-        <w:t>Terms and to our [Privacy Policy](/legal/privacy) and</w:t>
-      </w:r>
-    </w:p>
-    <w:p>
-      <w:r>
-        <w:t>[Cookie Notice](/legal/cookie-notice). If you do not agree, do not use</w:t>
-      </w:r>
-    </w:p>
-    <w:p>
-      <w:r>
-        <w:t>the Services.</w:t>
+        <w:t>By creating an account, buying anything, registering for a workshop, or posting content on birthright.live (the "Services"), you agree to these Terms and to our [Privacy Policy](/legal/privacy) and [Cookie Notice](/legal/cookie-notice). If you do not agree, do not use the Services.</w:t>
       </w:r>
     </w:p>
     <w:p>
@@ -184,17 +159,7 @@
     </w:p>
     <w:p>
       <w:r>
-        <w:t>You must be at least eighteen (18) years old to create an account,</w:t>
-      </w:r>
-    </w:p>
-    <w:p>
-      <w:r>
-        <w:t>purchase, or become a partner. By using the Services you confirm you</w:t>
-      </w:r>
-    </w:p>
-    <w:p>
-      <w:r>
-        <w:t>meet that requirement.</w:t>
+        <w:t>You must be at least eighteen (18) years old to create an account, purchase, or become a partner. By using the Services you confirm you meet that requirement.</w:t>
       </w:r>
     </w:p>
     <w:p>
@@ -207,17 +172,7 @@
     </w:p>
     <w:p>
       <w:r>
-        <w:t>Keep your password confidential. You are responsible for everything</w:t>
-      </w:r>
-    </w:p>
-    <w:p>
-      <w:r>
-        <w:t>done through your account. Notify us immediately at</w:t>
-      </w:r>
-    </w:p>
-    <w:p>
-      <w:r>
-        <w:t>security@birthright.live if you suspect unauthorized use.</w:t>
+        <w:t>Keep your password confidential. You are responsible for everything done through your account. Notify us immediately at security@birthright.live if you suspect unauthorized use.</w:t>
       </w:r>
     </w:p>
     <w:p>
@@ -239,17 +194,7 @@
         <w:t>Products</w:t>
       </w:r>
       <w:r>
-        <w:t xml:space="preserve"> (physical goods) — fulfilled by Birthright, print-on-</w:t>
-      </w:r>
-    </w:p>
-    <w:p>
-      <w:r>
-        <w:t>demand partners (Printful, Lulu), or vendor partners. See our</w:t>
-      </w:r>
-    </w:p>
-    <w:p>
-      <w:r>
-        <w:t>[Refund &amp; Returns Policy](/legal/refunds).</w:t>
+        <w:t xml:space="preserve"> (physical goods) — fulfilled by Birthright, print-on-demand partners (Printful, Lulu), or vendor partners. See our [Refund &amp; Returns Policy](/legal/refunds).</w:t>
       </w:r>
     </w:p>
     <w:p>
@@ -263,12 +208,7 @@
         <w:t>Workshops</w:t>
       </w:r>
       <w:r>
-        <w:t xml:space="preserve"> (live and recorded educational sessions). Sliding-scale</w:t>
-      </w:r>
-    </w:p>
-    <w:p>
-      <w:r>
-        <w:t>pricing may apply — see [Scholarship Terms](/legal/scholarships).</w:t>
+        <w:t xml:space="preserve"> (live and recorded educational sessions). Sliding-scale pricing may apply — see [Scholarship Terms](/legal/scholarships).</w:t>
       </w:r>
     </w:p>
     <w:p>
@@ -282,17 +222,7 @@
         <w:t>Subscriptions</w:t>
       </w:r>
       <w:r>
-        <w:t xml:space="preserve"> — recurring charges continue until you cancel from</w:t>
-      </w:r>
-    </w:p>
-    <w:p>
-      <w:r>
-        <w:t>your dashboard. Cancellation is prospective; paid periods are</w:t>
-      </w:r>
-    </w:p>
-    <w:p>
-      <w:r>
-        <w:t>non-refundable except where law requires otherwise.</w:t>
+        <w:t xml:space="preserve"> — recurring charges continue until you cancel from your dashboard. Cancellation is prospective; paid periods are non-refundable except where law requires otherwise.</w:t>
       </w:r>
     </w:p>
     <w:p>
@@ -306,12 +236,7 @@
         <w:t>AI Wallet credits</w:t>
       </w:r>
       <w:r>
-        <w:t xml:space="preserve"> — prepaid, non-transferable, non-refundable</w:t>
-      </w:r>
-    </w:p>
-    <w:p>
-      <w:r>
-        <w:t>once consumed.</w:t>
+        <w:t xml:space="preserve"> — prepaid, non-transferable, non-refundable once consumed.</w:t>
       </w:r>
     </w:p>
     <w:p>
@@ -325,12 +250,7 @@
         <w:t>Donations &amp; sponsorships</w:t>
       </w:r>
       <w:r>
-        <w:t xml:space="preserve"> — tax deductibility depends on our</w:t>
-      </w:r>
-    </w:p>
-    <w:p>
-      <w:r>
-        <w:t>federal status at the time of your gift. Ask your tax advisor.</w:t>
+        <w:t xml:space="preserve"> — tax deductibility depends on our federal status at the time of your gift. Ask your tax advisor.</w:t>
       </w:r>
     </w:p>
     <w:p>
@@ -343,22 +263,7 @@
     </w:p>
     <w:p>
       <w:r>
-        <w:t>Do not (a) impersonate anyone, (b) upload unlawful, harassing, or</w:t>
-      </w:r>
-    </w:p>
-    <w:p>
-      <w:r>
-        <w:t>infringing content, (c) scrape or reverse-engineer the Services,</w:t>
-      </w:r>
-    </w:p>
-    <w:p>
-      <w:r>
-        <w:t>(d) attack our security or availability, (e) spam our members, or</w:t>
-      </w:r>
-    </w:p>
-    <w:p>
-      <w:r>
-        <w:t>(f) violate any applicable law.</w:t>
+        <w:t>Do not (a) impersonate anyone, (b) upload unlawful, harassing, or infringing content, (c) scrape or reverse-engineer the Services, (d) attack our security or availability, (e) spam our members, or (f) violate any applicable law.</w:t>
       </w:r>
     </w:p>
     <w:p>
@@ -371,27 +276,16 @@
     </w:p>
     <w:p>
       <w:r>
-        <w:t>You keep ownership of what you post (reviews, community posts, gallery</w:t>
+        <w:t xml:space="preserve">You keep ownership of what you post (reviews, community posts, gallery work, uploads). You grant Birthright a worldwide, non-exclusive, royalty-free, sublicensable license to host, display, format, and redistribute your content </w:t>
       </w:r>
-    </w:p>
-    <w:p>
       <w:r>
-        <w:t>work, uploads). You grant Birthright a worldwide, non-exclusive,</w:t>
+        <w:rPr>
+          <w:b/>
+        </w:rPr>
+        <w:t>for the purpose of operating and promoting the Services</w:t>
       </w:r>
-    </w:p>
-    <w:p>
       <w:r>
-        <w:t>royalty-free, sublicensable license to host, display, format, and</w:t>
-      </w:r>
-    </w:p>
-    <w:p>
-      <w:r>
-        <w:t>redistribute your content **for the purpose of operating and promoting</w:t>
-      </w:r>
-    </w:p>
-    <w:p>
-      <w:r>
-        <w:t>the Services**. You represent that you have the rights to post it.</w:t>
+        <w:t>. You represent that you have the rights to post it.</w:t>
       </w:r>
     </w:p>
     <w:p>
@@ -404,22 +298,7 @@
     </w:p>
     <w:p>
       <w:r>
-        <w:t>"Birthright Foundation," the flame mark, and our curricula, articles,</w:t>
-      </w:r>
-    </w:p>
-    <w:p>
-      <w:r>
-        <w:t>photographs, and videos are protected by copyright and trademark. We</w:t>
-      </w:r>
-    </w:p>
-    <w:p>
-      <w:r>
-        <w:t>grant you a limited, revocable licence to view them for personal,</w:t>
-      </w:r>
-    </w:p>
-    <w:p>
-      <w:r>
-        <w:t>non-commercial use.</w:t>
+        <w:t>"Birthright Foundation," the flame mark, and our curricula, articles, photographs, and videos are protected by copyright and trademark. We grant you a limited, revocable licence to view them for personal, non-commercial use.</w:t>
       </w:r>
     </w:p>
     <w:p>
@@ -432,17 +311,7 @@
     </w:p>
     <w:p>
       <w:r>
-        <w:t>Our Help Assistant and image tools are AI-assisted. Outputs are</w:t>
-      </w:r>
-    </w:p>
-    <w:p>
-      <w:r>
-        <w:t>generated on request, may be imperfect, and are not professional</w:t>
-      </w:r>
-    </w:p>
-    <w:p>
-      <w:r>
-        <w:t>advice. You are responsible for any use you make of AI outputs.</w:t>
+        <w:t>Our Help Assistant and image tools are AI-assisted. Outputs are generated on request, may be imperfect, and are not professional advice. You are responsible for any use you make of AI outputs.</w:t>
       </w:r>
     </w:p>
     <w:p>
@@ -455,17 +324,7 @@
     </w:p>
     <w:p>
       <w:r>
-        <w:t>Payments go through Stripe. We never see your full card number. We may</w:t>
-      </w:r>
-    </w:p>
-    <w:p>
-      <w:r>
-        <w:t>share order and shipping data with the fulfilling partner (Printful,</w:t>
-      </w:r>
-    </w:p>
-    <w:p>
-      <w:r>
-        <w:t>Lulu, or the named vendor) strictly to fulfil your order.</w:t>
+        <w:t>Payments go through Stripe. We never see your full card number. We may share order and shipping data with the fulfilling partner (Printful, Lulu, or the named vendor) strictly to fulfil your order.</w:t>
       </w:r>
     </w:p>
     <w:p>
@@ -478,17 +337,7 @@
     </w:p>
     <w:p>
       <w:r>
-        <w:t>You may close your account any time. We may suspend or close accounts</w:t>
-      </w:r>
-    </w:p>
-    <w:p>
-      <w:r>
-        <w:t>that violate these Terms, on notice where practicable. Sections 6, 7,</w:t>
-      </w:r>
-    </w:p>
-    <w:p>
-      <w:r>
-        <w:t>11, 12, and 13 survive termination.</w:t>
+        <w:t>You may close your account any time. We may suspend or close accounts that violate these Terms, on notice where practicable. Sections 6, 7, 11, 12, and 13 survive termination.</w:t>
       </w:r>
     </w:p>
     <w:p>
@@ -510,17 +359,7 @@
         <w:t>"as is"</w:t>
       </w:r>
       <w:r>
-        <w:t xml:space="preserve"> without warranties of any kind,</w:t>
-      </w:r>
-    </w:p>
-    <w:p>
-      <w:r>
-        <w:t>express or implied, including merchantability, fitness for purpose,</w:t>
-      </w:r>
-    </w:p>
-    <w:p>
-      <w:r>
-        <w:t>and non-infringement, to the fullest extent permitted by law.</w:t>
+        <w:t xml:space="preserve"> without warranties of any kind, express or implied, including merchantability, fitness for purpose, and non-infringement, to the fullest extent permitted by law.</w:t>
       </w:r>
     </w:p>
     <w:p>
@@ -533,27 +372,7 @@
     </w:p>
     <w:p>
       <w:r>
-        <w:t>To the fullest extent permitted by law, Birthright's aggregate</w:t>
-      </w:r>
-    </w:p>
-    <w:p>
-      <w:r>
-        <w:t>liability arising out of or relating to the Services is limited to</w:t>
-      </w:r>
-    </w:p>
-    <w:p>
-      <w:r>
-        <w:t>the greater of (a) the amount you paid us in the twelve (12) months</w:t>
-      </w:r>
-    </w:p>
-    <w:p>
-      <w:r>
-        <w:t>before the event giving rise to the claim, or (b) US $100. We are not</w:t>
-      </w:r>
-    </w:p>
-    <w:p>
-      <w:r>
-        <w:t>liable for indirect, incidental, consequential, or punitive damages.</w:t>
+        <w:t>To the fullest extent permitted by law, Birthright's aggregate liability arising out of or relating to the Services is limited to the greater of (a) the amount you paid us in the twelve (12) months before the event giving rise to the claim, or (b) US $100. We are not liable for indirect, incidental, consequential, or punitive damages.</w:t>
       </w:r>
     </w:p>
     <w:p>
@@ -566,12 +385,7 @@
     </w:p>
     <w:p>
       <w:r>
-        <w:t>You agree to defend and indemnify Birthright against claims arising</w:t>
-      </w:r>
-    </w:p>
-    <w:p>
-      <w:r>
-        <w:t>from your breach of these Terms or your unlawful use of the Services.</w:t>
+        <w:t>You agree to defend and indemnify Birthright against claims arising from your breach of these Terms or your unlawful use of the Services.</w:t>
       </w:r>
     </w:p>
     <w:p>
@@ -584,27 +398,7 @@
     </w:p>
     <w:p>
       <w:r>
-        <w:t>These Terms are governed by the laws of the State of North Carolina,</w:t>
-      </w:r>
-    </w:p>
-    <w:p>
-      <w:r>
-        <w:t>USA, without regard to conflict-of-laws rules. Disputes are subject</w:t>
-      </w:r>
-    </w:p>
-    <w:p>
-      <w:r>
-        <w:t>to the exclusive jurisdiction of the state and federal courts sitting</w:t>
-      </w:r>
-    </w:p>
-    <w:p>
-      <w:r>
-        <w:t>in Mecklenburg County, North Carolina, except where local consumer</w:t>
-      </w:r>
-    </w:p>
-    <w:p>
-      <w:r>
-        <w:t>law grants you a different forum.</w:t>
+        <w:t>These Terms are governed by the laws of the State of North Carolina, USA, without regard to conflict-of-laws rules. Disputes are subject to the exclusive jurisdiction of the state and federal courts sitting in Mecklenburg County, North Carolina, except where local consumer law grants you a different forum.</w:t>
       </w:r>
     </w:p>
     <w:p>
@@ -617,17 +411,7 @@
     </w:p>
     <w:p>
       <w:r>
-        <w:t>We may update these Terms. Material changes take effect thirty (30)</w:t>
-      </w:r>
-    </w:p>
-    <w:p>
-      <w:r>
-        <w:t>days after we post them and (for account holders) email you. Continued</w:t>
-      </w:r>
-    </w:p>
-    <w:p>
-      <w:r>
-        <w:t>use after the effective date is acceptance.</w:t>
+        <w:t>We may update these Terms. Material changes take effect thirty (30) days after we post them and (for account holders) email you. Continued use after the effective date is acceptance.</w:t>
       </w:r>
     </w:p>
     <w:p>
@@ -640,23 +424,13 @@
     </w:p>
     <w:p>
       <w:r>
-        <w:t>Legal: legal@birthright.live · General: hello@birthright.live ·</w:t>
-      </w:r>
-    </w:p>
-    <w:p>
-      <w:r>
-        <w:t>Mail: 2148 W Farill Dr, Phoenix, AZ 85015, USA.</w:t>
+        <w:t>Legal: legal@birthright.live · General: hello@birthright.live · Mail: 2148 W Farill Dr, Phoenix, AZ 85015, USA.</w:t>
       </w:r>
     </w:p>
     <w:p/>
     <w:p>
       <w:r>
-        <w:t>*First draft — pending counsel ratification. Comments to</w:t>
-      </w:r>
-    </w:p>
-    <w:p>
-      <w:r>
-        <w:t>legal@birthright.live.*</w:t>
+        <w:t>*First draft — pending counsel ratification. Comments to legal@birthright.live.*</w:t>
       </w:r>
     </w:p>
     <w:p/>
@@ -670,12 +444,7 @@
     </w:p>
     <w:p>
       <w:r>
-        <w:t>Where an EU or UK resident's mandatory local rights conflict with this</w:t>
-      </w:r>
-    </w:p>
-    <w:p>
-      <w:r>
-        <w:t>document, the local rules prevail. Key points:</w:t>
+        <w:t>Where an EU or UK resident's mandatory local rights conflict with this document, the local rules prevail. Key points:</w:t>
       </w:r>
     </w:p>
     <w:p>
@@ -698,22 +467,7 @@
         <w:t>UK GDPR</w:t>
       </w:r>
       <w:r>
-        <w:t xml:space="preserve"> govern personal-data</w:t>
-      </w:r>
-    </w:p>
-    <w:p>
-      <w:r>
-        <w:t>processing. Lawful bases: contract necessity, legitimate interests</w:t>
-      </w:r>
-    </w:p>
-    <w:p>
-      <w:r>
-        <w:t>(with opt-out), consent (marketing / non-essential cookies), and</w:t>
-      </w:r>
-    </w:p>
-    <w:p>
-      <w:r>
-        <w:t>legal obligation.</w:t>
+        <w:t xml:space="preserve"> govern personal-data processing. Lawful bases: contract necessity, legitimate interests (with opt-out), consent (marketing / non-essential cookies), and legal obligation.</w:t>
       </w:r>
     </w:p>
     <w:p>
@@ -727,12 +481,7 @@
         <w:t>ePrivacy Directive (2002/58/EC)</w:t>
       </w:r>
       <w:r>
-        <w:t xml:space="preserve"> — non-essential cookies require</w:t>
-      </w:r>
-    </w:p>
-    <w:p>
-      <w:r>
-        <w:t>prior opt-in consent (see our Cookie Notice).</w:t>
+        <w:t xml:space="preserve"> — non-essential cookies require prior opt-in consent (see our Cookie Notice).</w:t>
       </w:r>
     </w:p>
     <w:p>
@@ -746,22 +495,7 @@
         <w:t>Consumer Rights Directive (2011/83/EU)</w:t>
       </w:r>
       <w:r>
-        <w:t xml:space="preserve"> — 14-day right of</w:t>
-      </w:r>
-    </w:p>
-    <w:p>
-      <w:r>
-        <w:t>withdrawal on distance sales of goods and most digital services.</w:t>
-      </w:r>
-    </w:p>
-    <w:p>
-      <w:r>
-        <w:t>Fully-performed digital content with prior consent may lose that</w:t>
-      </w:r>
-    </w:p>
-    <w:p>
-      <w:r>
-        <w:t>right.</w:t>
+        <w:t xml:space="preserve"> — 14-day right of withdrawal on distance sales of goods and most digital services. Fully-performed digital content with prior consent may lose that right.</w:t>
       </w:r>
     </w:p>
     <w:p>
@@ -775,17 +509,7 @@
         <w:t>Digital Services Act (Reg. 2022/2065)</w:t>
       </w:r>
       <w:r>
-        <w:t xml:space="preserve"> — community features</w:t>
-      </w:r>
-    </w:p>
-    <w:p>
-      <w:r>
-        <w:t>(posts, DMs, disputes) fall in scope. Single point of contact:</w:t>
-      </w:r>
-    </w:p>
-    <w:p>
-      <w:r>
-        <w:t>eu-contact@birthright.live.</w:t>
+        <w:t xml:space="preserve"> — community features (posts, DMs, disputes) fall in scope. Single point of contact: eu-contact@birthright.live.</w:t>
       </w:r>
     </w:p>
     <w:p>
@@ -799,12 +523,7 @@
         <w:t>Cross-border transfers</w:t>
       </w:r>
       <w:r>
-        <w:t xml:space="preserve"> — EU SCCs (2021/914) + UK IDTA with a</w:t>
-      </w:r>
-    </w:p>
-    <w:p>
-      <w:r>
-        <w:t>transfer-impact assessment per sub-processor.</w:t>
+        <w:t xml:space="preserve"> — EU SCCs (2021/914) + UK IDTA with a transfer-impact assessment per sub-processor.</w:t>
       </w:r>
     </w:p>
     <w:p>
@@ -818,12 +537,7 @@
         <w:t>DSAR window</w:t>
       </w:r>
       <w:r>
-        <w:t xml:space="preserve"> — 30 days (extendable to 90) at</w:t>
-      </w:r>
-    </w:p>
-    <w:p>
-      <w:r>
-        <w:t>privacy@birthright.live.</w:t>
+        <w:t xml:space="preserve"> — 30 days (extendable to 90) at privacy@birthright.live.</w:t>
       </w:r>
     </w:p>
     <w:p>
@@ -837,12 +551,7 @@
         <w:t>Supervisory authority</w:t>
       </w:r>
       <w:r>
-        <w:t xml:space="preserve"> — EU: your national DPA</w:t>
-      </w:r>
-    </w:p>
-    <w:p>
-      <w:r>
-        <w:t>(</w:t>
+        <w:t xml:space="preserve"> — EU: your national DPA (</w:t>
       </w:r>
       <w:hyperlink r:id="rId9">
         <w:r>
@@ -871,7 +580,7 @@
     </w:p>
     <w:sectPr>
       <w:pgSz w:w="12240" w:h="15840"/>
-      <w:pgMar w:top="1152" w:right="1296" w:bottom="1152" w:left="1296" w:header="720" w:footer="720" w:gutter="0"/>
+      <w:pgMar w:top="1440" w:right="1440" w:bottom="1440" w:left="1440" w:header="720" w:footer="720" w:gutter="0"/>
       <w:cols w:space="720"/>
       <w:docGrid w:linePitch="360"/>
     </w:sectPr>
@@ -1242,6 +951,9 @@
     <w:name w:val="Normal"/>
     <w:qFormat/>
     <w:rsid w:val="00FC693F"/>
+    <w:pPr>
+      <w:spacing w:line="240" w:lineRule="auto" w:before="0" w:after="120"/>
+    </w:pPr>
     <w:rPr>
       <w:rFonts w:ascii="Calibri" w:hAnsi="Calibri"/>
       <w:sz w:val="22"/>

--- a/backend/legal_docs/01-terms-of-service.docx
+++ b/backend/legal_docs/01-terms-of-service.docx
@@ -105,7 +105,7 @@
           <w:i/>
           <w:color w:val="7C5316"/>
         </w:rPr>
-        <w:t>Executive Director: James Reagan · Contact: legal@birthright.live</w:t>
+        <w:t>Executive Director: Amanda Reagan · Contact: legal@birthright.live</w:t>
       </w:r>
     </w:p>
     <w:p>
